--- a/prirucky/Chat_s_ChatGPT_prirucka.docx
+++ b/prirucky/Chat_s_ChatGPT_prirucka.docx
@@ -1168,6 +1168,19 @@
         <w:spacing w:after="80" w:line="300"/>
       </w:pPr>
       <w:r>
+        <w:t xml:space="preserve">Vrátit výchozí model Codexu: smaže model, který si program uložil (viz Chyba modelu), a příště se použije výchozí model Codexu.</w:t>
+      </w:r>
+    </w:p>
+    <w:p>
+      <w:pPr>
+        <w:pStyle w:val="ListParagraph"/>
+        <w:numPr>
+          <w:ilvl w:val="0"/>
+          <w:numId w:val="2"/>
+        </w:numPr>
+        <w:spacing w:after="80" w:line="300"/>
+      </w:pPr>
+      <w:r>
         <w:t xml:space="preserve">Otevřít protokol (log): otevře soubor s podrobným záznamem činnosti. Hodí se při hledání chyb.</w:t>
       </w:r>
     </w:p>
@@ -1280,6 +1293,22 @@
       </w:pPr>
       <w:r>
         <w:t xml:space="preserve">Stiskněte Ctrl+P a přihlaste se v prohlížeči. Program po chybě přihlášení také sám řekne „Ověřuji přihlášení“ a v případě potřeby otevře prohlížeč.</w:t>
+      </w:r>
+    </w:p>
+    <w:p>
+      <w:pPr>
+        <w:pStyle w:val="Heading2"/>
+      </w:pPr>
+      <w:r>
+        <w:t xml:space="preserve">Hlášení, že model není podporován</w:t>
+      </w:r>
+    </w:p>
+    <w:p>
+      <w:pPr>
+        <w:spacing w:after="120" w:line="300"/>
+      </w:pPr>
+      <w:r>
+        <w:t xml:space="preserve">Na jednom počítači program funguje a na druhém ohlásí, že model není v Codexu podporován. Příčinou bývá starší verze Codexu nebo jiné výchozí nastavení modelu. Program si v takovém případě sám vyžádá seznam modelů, které váš účet podporuje, a zkouší je postupně. Řekne „Tento model účet v Codexu nepodporuje. Zkouším jiný“ a zprávu, kterou jste zrovna odeslali, pošle znovu. Jakmile některý model odpoví, program si ho zapamatuje jako výchozí a napíše to do Historie. Kdyby nefungoval žádný, aktualizujte Codex příkazem npm install -g @openai/codex@latest.</w:t>
       </w:r>
     </w:p>
     <w:p>

--- a/prirucky/Chat_s_ChatGPT_prirucka.docx
+++ b/prirucky/Chat_s_ChatGPT_prirucka.docx
@@ -922,7 +922,7 @@
                 <w:b w:val="false"/>
                 <w:bCs w:val="false"/>
               </w:rPr>
-              <w:t xml:space="preserve">Ctrl+P</w:t>
+              <w:t xml:space="preserve">Ctrl+S</w:t>
             </w:r>
           </w:p>
         </w:tc>
@@ -948,7 +948,7 @@
                 <w:b w:val="false"/>
                 <w:bCs w:val="false"/>
               </w:rPr>
-              <w:t xml:space="preserve">Přihlásí vás znovu (otevře přihlášení v prohlížeči).</w:t>
+              <w:t xml:space="preserve">Uloží konverzaci jako textový soubor do složky Dokumenty.</w:t>
             </w:r>
           </w:p>
         </w:tc>
@@ -976,7 +976,7 @@
                 <w:b w:val="false"/>
                 <w:bCs w:val="false"/>
               </w:rPr>
-              <w:t xml:space="preserve">H, Shift+H v Historii</w:t>
+              <w:t xml:space="preserve">Ctrl+P</w:t>
             </w:r>
           </w:p>
         </w:tc>
@@ -1002,7 +1002,7 @@
                 <w:b w:val="false"/>
                 <w:bCs w:val="false"/>
               </w:rPr>
-              <w:t xml:space="preserve">Další nebo předchozí nadpis (otázka nebo odpověď), v režimu procházení čtečky.</w:t>
+              <w:t xml:space="preserve">Přihlásí vás znovu (otevře přihlášení v prohlížeči).</w:t>
             </w:r>
           </w:p>
         </w:tc>
@@ -1030,7 +1030,7 @@
                 <w:b w:val="false"/>
                 <w:bCs w:val="false"/>
               </w:rPr>
-              <w:t xml:space="preserve">Enter na odkazu v Historii</w:t>
+              <w:t xml:space="preserve">H, Shift+H v Historii</w:t>
             </w:r>
           </w:p>
         </w:tc>
@@ -1056,7 +1056,7 @@
                 <w:b w:val="false"/>
                 <w:bCs w:val="false"/>
               </w:rPr>
-              <w:t xml:space="preserve">Otevře odkaz ve výchozím prohlížeči.</w:t>
+              <w:t xml:space="preserve">Další nebo předchozí nadpis (otázka nebo odpověď), v režimu procházení čtečky.</w:t>
             </w:r>
           </w:p>
         </w:tc>
@@ -1084,7 +1084,7 @@
                 <w:b w:val="false"/>
                 <w:bCs w:val="false"/>
               </w:rPr>
-              <w:t xml:space="preserve">Alt+S</w:t>
+              <w:t xml:space="preserve">Enter na odkazu v Historii</w:t>
             </w:r>
           </w:p>
         </w:tc>
@@ -1110,6 +1110,60 @@
                 <w:b w:val="false"/>
                 <w:bCs w:val="false"/>
               </w:rPr>
+              <w:t xml:space="preserve">Otevře odkaz ve výchozím prohlížeči.</w:t>
+            </w:r>
+          </w:p>
+        </w:tc>
+      </w:tr>
+      <w:tr>
+        <w:tc>
+          <w:tcPr>
+            <w:tcW w:type="dxa" w:w="2800"/>
+            <w:tcBorders>
+              <w:top w:val="single" w:color="808080" w:sz="4"/>
+              <w:left w:val="single" w:color="808080" w:sz="4"/>
+              <w:bottom w:val="single" w:color="808080" w:sz="4"/>
+              <w:right w:val="single" w:color="808080" w:sz="4"/>
+            </w:tcBorders>
+            <w:tcMar>
+              <w:top w:type="dxa" w:w="60"/>
+              <w:left w:type="dxa" w:w="100"/>
+              <w:bottom w:type="dxa" w:w="60"/>
+              <w:right w:type="dxa" w:w="100"/>
+            </w:tcMar>
+          </w:tcPr>
+          <w:p>
+            <w:r>
+              <w:rPr>
+                <w:b w:val="false"/>
+                <w:bCs w:val="false"/>
+              </w:rPr>
+              <w:t xml:space="preserve">Alt+S</w:t>
+            </w:r>
+          </w:p>
+        </w:tc>
+        <w:tc>
+          <w:tcPr>
+            <w:tcW w:type="dxa" w:w="6226"/>
+            <w:tcBorders>
+              <w:top w:val="single" w:color="808080" w:sz="4"/>
+              <w:left w:val="single" w:color="808080" w:sz="4"/>
+              <w:bottom w:val="single" w:color="808080" w:sz="4"/>
+              <w:right w:val="single" w:color="808080" w:sz="4"/>
+            </w:tcBorders>
+            <w:tcMar>
+              <w:top w:type="dxa" w:w="60"/>
+              <w:left w:type="dxa" w:w="100"/>
+              <w:bottom w:type="dxa" w:w="60"/>
+              <w:right w:type="dxa" w:w="100"/>
+            </w:tcMar>
+          </w:tcPr>
+          <w:p>
+            <w:r>
+              <w:rPr>
+                <w:b w:val="false"/>
+                <w:bCs w:val="false"/>
+              </w:rPr>
               <w:t xml:space="preserve">Otevře nabídku Soubor.</w:t>
             </w:r>
           </w:p>
@@ -1156,6 +1210,45 @@
       </w:pPr>
       <w:r>
         <w:t xml:space="preserve">Přihlásit se znovu (Ctrl+P): otevře přihlášení v prohlížeči, například když změníte účet.</w:t>
+      </w:r>
+    </w:p>
+    <w:p>
+      <w:pPr>
+        <w:pStyle w:val="ListParagraph"/>
+        <w:numPr>
+          <w:ilvl w:val="0"/>
+          <w:numId w:val="2"/>
+        </w:numPr>
+        <w:spacing w:after="80" w:line="300"/>
+      </w:pPr>
+      <w:r>
+        <w:t xml:space="preserve">Uložit konverzaci jako text (Ctrl+S): uloží celou konverzaci od spuštění nebo od poslední nové konverzace do textového souboru ve složce Dokumenty. Soubor se jmenuje Chat, datum a čas. Potom se objeví okno s oznámením, že je soubor uložen ve složce Dokumenty.</w:t>
+      </w:r>
+    </w:p>
+    <w:p>
+      <w:pPr>
+        <w:pStyle w:val="ListParagraph"/>
+        <w:numPr>
+          <w:ilvl w:val="0"/>
+          <w:numId w:val="2"/>
+        </w:numPr>
+        <w:spacing w:after="80" w:line="300"/>
+      </w:pPr>
+      <w:r>
+        <w:t xml:space="preserve">Po uložení otevřít složku Dokumenty se souborem: přepínač. Když je zapnutý, otevře se po uložení složka Dokumenty a označí se uložený soubor. Ve výchozím stavu je vypnutý. Zapnutá volba je v nabídce zaškrtnutá.</w:t>
+      </w:r>
+    </w:p>
+    <w:p>
+      <w:pPr>
+        <w:pStyle w:val="ListParagraph"/>
+        <w:numPr>
+          <w:ilvl w:val="0"/>
+          <w:numId w:val="2"/>
+        </w:numPr>
+        <w:spacing w:after="80" w:line="300"/>
+      </w:pPr>
+      <w:r>
+        <w:t xml:space="preserve">Po každé odpovědi připomenout psaní zprávy: přepínač. Když je zapnutý (výchozí stav), program po přečtení každé odpovědi řekne „Napište zprávu a stiskněte Enter“. Vypnutím se tato výzva řekne jen jednou po připojení, hned po spuštění.</w:t>
       </w:r>
     </w:p>
     <w:p>
